--- a/Knowledge/3-Work knowledge/1-Software Engineering/2-Testing/5-My Source/1-ISTQB Foundation Level/5-Test Management/5-Test Techniques/3-Types of Experience-Based Techniques/5-Attack-Based Testing.docx
+++ b/Knowledge/3-Work knowledge/1-Software Engineering/2-Testing/5-My Source/1-ISTQB Foundation Level/5-Test Management/5-Test Techniques/3-Types of Experience-Based Techniques/5-Attack-Based Testing.docx
@@ -28,60 +28,77 @@
       </w:pPr>
       <w:r>
         <w:rPr>
-          <w:b/>
-          <w:shd w:val="clear" w:color="auto" w:fill="B7B7B7"/>
-        </w:rPr>
-        <w:t># Source</w:t>
-      </w:r>
-      <w:r>
-        <w:rPr>
-          <w:shd w:val="clear" w:color="auto" w:fill="B7B7B7"/>
-        </w:rPr>
-        <w:t xml:space="preserve">: </w:t>
-      </w:r>
-      <w:proofErr w:type="spellStart"/>
-      <w:r>
-        <w:rPr>
-          <w:b/>
-          <w:shd w:val="clear" w:color="auto" w:fill="B7B7B7"/>
-        </w:rPr>
-        <w:t>Chatgpt</w:t>
-      </w:r>
-      <w:proofErr w:type="spellEnd"/>
-      <w:r>
-        <w:rPr>
-          <w:b/>
-          <w:shd w:val="clear" w:color="auto" w:fill="B7B7B7"/>
-        </w:rPr>
-        <w:t xml:space="preserve"> </w:t>
-      </w:r>
-      <w:r>
-        <w:rPr>
-          <w:b/>
-          <w:sz w:val="14"/>
-          <w:szCs w:val="14"/>
-          <w:shd w:val="clear" w:color="auto" w:fill="B7B7B7"/>
-        </w:rPr>
-        <w:t>(GPT</w:t>
-      </w:r>
-      <w:r>
-        <w:rPr>
-          <w:rFonts w:ascii="Cambria Math" w:hAnsi="Cambria Math" w:cs="Cambria Math"/>
-          <w:b/>
-          <w:sz w:val="14"/>
-          <w:szCs w:val="14"/>
-          <w:shd w:val="clear" w:color="auto" w:fill="B7B7B7"/>
+          <w:rFonts w:ascii="Arial" w:eastAsia="Arial" w:hAnsi="Arial" w:cs="Arial"/>
+          <w:b/>
+          <w:color w:val="000000"/>
+          <w:sz w:val="18"/>
+          <w:highlight w:val="lightGray"/>
+        </w:rPr>
+        <w:t># Source: AI Source: Provided by: [Data Path</w:t>
+      </w:r>
+      <w:r>
+        <w:rPr>
+          <w:rFonts w:ascii="Arial" w:eastAsia="Arial" w:hAnsi="Arial" w:cs="Arial"/>
+          <w:color w:val="000000"/>
+          <w:sz w:val="18"/>
+          <w:highlight w:val="lightGray"/>
+        </w:rPr>
+        <w:t xml:space="preserve">: Persons Table -&gt; ID Column: 1, Name_En Column: Motasem Essam] -&gt; </w:t>
+      </w:r>
+      <w:r>
+        <w:rPr>
+          <w:rFonts w:ascii="Arial" w:eastAsia="Arial" w:hAnsi="Arial" w:cs="Arial"/>
+          <w:b/>
+          <w:color w:val="000000"/>
+          <w:sz w:val="18"/>
+          <w:highlight w:val="lightGray"/>
+        </w:rPr>
+        <w:t>From:</w:t>
+      </w:r>
+      <w:r>
+        <w:rPr>
+          <w:rFonts w:ascii="Arial" w:eastAsia="Arial" w:hAnsi="Arial" w:cs="Arial"/>
+          <w:color w:val="000000"/>
+          <w:sz w:val="18"/>
+          <w:highlight w:val="lightGray"/>
+        </w:rPr>
+        <w:t xml:space="preserve"> [Chatgpt (GPT</w:t>
+      </w:r>
+      <w:r>
+        <w:rPr>
+          <w:rFonts w:ascii="Arial" w:eastAsia="Arial" w:hAnsi="Arial" w:cs="Cambria Math"/>
+          <w:color w:val="000000"/>
+          <w:sz w:val="18"/>
+          <w:highlight w:val="lightGray"/>
         </w:rPr>
         <w:t>‑</w:t>
       </w:r>
       <w:r>
         <w:rPr>
-          <w:b/>
-          <w:sz w:val="14"/>
-          <w:szCs w:val="14"/>
-          <w:shd w:val="clear" w:color="auto" w:fill="B7B7B7"/>
-        </w:rPr>
-        <w:t>5 Mini) at [8/23/2025]</w:t>
+          <w:rFonts w:ascii="Arial" w:eastAsia="Arial" w:hAnsi="Arial" w:cs="Arial"/>
+          <w:color w:val="000000"/>
+          <w:sz w:val="18"/>
+          <w:highlight w:val="lightGray"/>
+        </w:rPr>
+        <w:t xml:space="preserve">5 Mini)] </w:t>
+      </w:r>
+      <w:r>
+        <w:rPr>
+          <w:rFonts w:ascii="Arial" w:eastAsia="Arial" w:hAnsi="Arial" w:cs="Arial"/>
+          <w:b/>
+          <w:color w:val="000000"/>
+          <w:sz w:val="18"/>
+          <w:highlight w:val="lightGray"/>
+        </w:rPr>
+        <w:t>on</w:t>
+      </w:r>
+      <w:r>
+        <w:rPr>
+          <w:rFonts w:ascii="Arial" w:eastAsia="Arial" w:hAnsi="Arial"/>
+          <w:sz w:val="18"/>
+          <w:highlight w:val="lightGray"/>
+        </w:rPr>
+        <w:t xml:space="preserve"> [8/23/2025]</w:t>
       </w:r>
     </w:p>
     <w:p>
@@ -146,7 +163,7 @@
     </w:p>
     <w:p>
       <w:r>
-        <w:pict w14:anchorId="7FFA014D">
+        <w:pict w14:anchorId="261842AE">
           <v:rect id="_x0000_i1025" style="width:0;height:1.5pt" o:hralign="center" o:hrstd="t" o:hr="t" fillcolor="#a0a0a0" stroked="f"/>
         </w:pict>
       </w:r>
@@ -177,60 +194,77 @@
       </w:pPr>
       <w:r>
         <w:rPr>
-          <w:b/>
-          <w:shd w:val="clear" w:color="auto" w:fill="B7B7B7"/>
-        </w:rPr>
-        <w:t># Source</w:t>
-      </w:r>
-      <w:r>
-        <w:rPr>
-          <w:shd w:val="clear" w:color="auto" w:fill="B7B7B7"/>
-        </w:rPr>
-        <w:t xml:space="preserve">: </w:t>
-      </w:r>
-      <w:proofErr w:type="spellStart"/>
-      <w:r>
-        <w:rPr>
-          <w:b/>
-          <w:shd w:val="clear" w:color="auto" w:fill="B7B7B7"/>
-        </w:rPr>
-        <w:t>Chatgpt</w:t>
-      </w:r>
-      <w:proofErr w:type="spellEnd"/>
-      <w:r>
-        <w:rPr>
-          <w:b/>
-          <w:shd w:val="clear" w:color="auto" w:fill="B7B7B7"/>
-        </w:rPr>
-        <w:t xml:space="preserve"> </w:t>
-      </w:r>
-      <w:r>
-        <w:rPr>
-          <w:b/>
-          <w:sz w:val="14"/>
-          <w:szCs w:val="14"/>
-          <w:shd w:val="clear" w:color="auto" w:fill="B7B7B7"/>
-        </w:rPr>
-        <w:t>(GPT</w:t>
-      </w:r>
-      <w:r>
-        <w:rPr>
-          <w:rFonts w:ascii="Cambria Math" w:hAnsi="Cambria Math" w:cs="Cambria Math"/>
-          <w:b/>
-          <w:sz w:val="14"/>
-          <w:szCs w:val="14"/>
-          <w:shd w:val="clear" w:color="auto" w:fill="B7B7B7"/>
+          <w:rFonts w:ascii="Arial" w:eastAsia="Arial" w:hAnsi="Arial" w:cs="Arial"/>
+          <w:b/>
+          <w:color w:val="000000"/>
+          <w:sz w:val="18"/>
+          <w:highlight w:val="lightGray"/>
+        </w:rPr>
+        <w:t># Source: AI Source: Provided by: [Data Path</w:t>
+      </w:r>
+      <w:r>
+        <w:rPr>
+          <w:rFonts w:ascii="Arial" w:eastAsia="Arial" w:hAnsi="Arial" w:cs="Arial"/>
+          <w:color w:val="000000"/>
+          <w:sz w:val="18"/>
+          <w:highlight w:val="lightGray"/>
+        </w:rPr>
+        <w:t xml:space="preserve">: Persons Table -&gt; ID Column: 1, Name_En Column: Motasem Essam] -&gt; </w:t>
+      </w:r>
+      <w:r>
+        <w:rPr>
+          <w:rFonts w:ascii="Arial" w:eastAsia="Arial" w:hAnsi="Arial" w:cs="Arial"/>
+          <w:b/>
+          <w:color w:val="000000"/>
+          <w:sz w:val="18"/>
+          <w:highlight w:val="lightGray"/>
+        </w:rPr>
+        <w:t>From:</w:t>
+      </w:r>
+      <w:r>
+        <w:rPr>
+          <w:rFonts w:ascii="Arial" w:eastAsia="Arial" w:hAnsi="Arial" w:cs="Arial"/>
+          <w:color w:val="000000"/>
+          <w:sz w:val="18"/>
+          <w:highlight w:val="lightGray"/>
+        </w:rPr>
+        <w:t xml:space="preserve"> [Chatgpt (GPT</w:t>
+      </w:r>
+      <w:r>
+        <w:rPr>
+          <w:rFonts w:ascii="Arial" w:eastAsia="Arial" w:hAnsi="Arial" w:cs="Cambria Math"/>
+          <w:color w:val="000000"/>
+          <w:sz w:val="18"/>
+          <w:highlight w:val="lightGray"/>
         </w:rPr>
         <w:t>‑</w:t>
       </w:r>
       <w:r>
         <w:rPr>
-          <w:b/>
-          <w:sz w:val="14"/>
-          <w:szCs w:val="14"/>
-          <w:shd w:val="clear" w:color="auto" w:fill="B7B7B7"/>
-        </w:rPr>
-        <w:t>5 Mini) at [8/23/2025]</w:t>
+          <w:rFonts w:ascii="Arial" w:eastAsia="Arial" w:hAnsi="Arial" w:cs="Arial"/>
+          <w:color w:val="000000"/>
+          <w:sz w:val="18"/>
+          <w:highlight w:val="lightGray"/>
+        </w:rPr>
+        <w:t xml:space="preserve">5 Mini)] </w:t>
+      </w:r>
+      <w:r>
+        <w:rPr>
+          <w:rFonts w:ascii="Arial" w:eastAsia="Arial" w:hAnsi="Arial" w:cs="Arial"/>
+          <w:b/>
+          <w:color w:val="000000"/>
+          <w:sz w:val="18"/>
+          <w:highlight w:val="lightGray"/>
+        </w:rPr>
+        <w:t>on</w:t>
+      </w:r>
+      <w:r>
+        <w:rPr>
+          <w:rFonts w:ascii="Arial" w:eastAsia="Arial" w:hAnsi="Arial"/>
+          <w:sz w:val="18"/>
+          <w:highlight w:val="lightGray"/>
+        </w:rPr>
+        <w:t xml:space="preserve"> [8/23/2025]</w:t>
       </w:r>
     </w:p>
     <w:p>
@@ -239,7 +273,7 @@
           <w:ilvl w:val="0"/>
           <w:numId w:val="4"/>
         </w:numPr>
-        <w:spacing w:before="240"/>
+        <w:spacing w:before="240" w:after="0" w:line="276" w:lineRule="auto"/>
       </w:pPr>
       <w:r>
         <w:rPr>
@@ -267,6 +301,7 @@
           <w:ilvl w:val="0"/>
           <w:numId w:val="4"/>
         </w:numPr>
+        <w:spacing w:after="0" w:line="276" w:lineRule="auto"/>
       </w:pPr>
       <w:r>
         <w:rPr>
@@ -294,7 +329,7 @@
           <w:ilvl w:val="0"/>
           <w:numId w:val="4"/>
         </w:numPr>
-        <w:spacing w:after="240"/>
+        <w:spacing w:after="240" w:line="276" w:lineRule="auto"/>
       </w:pPr>
       <w:r>
         <w:rPr>
@@ -318,7 +353,7 @@
     </w:p>
     <w:p>
       <w:r>
-        <w:pict w14:anchorId="3510D27F">
+        <w:pict w14:anchorId="0BC2C868">
           <v:rect id="_x0000_i1026" style="width:0;height:1.5pt" o:hralign="center" o:hrstd="t" o:hr="t" fillcolor="#a0a0a0" stroked="f"/>
         </w:pict>
       </w:r>
@@ -349,60 +384,77 @@
       </w:pPr>
       <w:r>
         <w:rPr>
-          <w:b/>
-          <w:shd w:val="clear" w:color="auto" w:fill="B7B7B7"/>
-        </w:rPr>
-        <w:t># Source</w:t>
-      </w:r>
-      <w:r>
-        <w:rPr>
-          <w:shd w:val="clear" w:color="auto" w:fill="B7B7B7"/>
-        </w:rPr>
-        <w:t xml:space="preserve">: </w:t>
-      </w:r>
-      <w:proofErr w:type="spellStart"/>
-      <w:r>
-        <w:rPr>
-          <w:b/>
-          <w:shd w:val="clear" w:color="auto" w:fill="B7B7B7"/>
-        </w:rPr>
-        <w:t>Chatgpt</w:t>
-      </w:r>
-      <w:proofErr w:type="spellEnd"/>
-      <w:r>
-        <w:rPr>
-          <w:b/>
-          <w:shd w:val="clear" w:color="auto" w:fill="B7B7B7"/>
-        </w:rPr>
-        <w:t xml:space="preserve"> </w:t>
-      </w:r>
-      <w:r>
-        <w:rPr>
-          <w:b/>
-          <w:sz w:val="14"/>
-          <w:szCs w:val="14"/>
-          <w:shd w:val="clear" w:color="auto" w:fill="B7B7B7"/>
-        </w:rPr>
-        <w:t>(GPT</w:t>
-      </w:r>
-      <w:r>
-        <w:rPr>
-          <w:rFonts w:ascii="Cambria Math" w:hAnsi="Cambria Math" w:cs="Cambria Math"/>
-          <w:b/>
-          <w:sz w:val="14"/>
-          <w:szCs w:val="14"/>
-          <w:shd w:val="clear" w:color="auto" w:fill="B7B7B7"/>
+          <w:rFonts w:ascii="Arial" w:eastAsia="Arial" w:hAnsi="Arial" w:cs="Arial"/>
+          <w:b/>
+          <w:color w:val="000000"/>
+          <w:sz w:val="18"/>
+          <w:highlight w:val="lightGray"/>
+        </w:rPr>
+        <w:t># Source: AI Source: Provided by: [Data Path</w:t>
+      </w:r>
+      <w:r>
+        <w:rPr>
+          <w:rFonts w:ascii="Arial" w:eastAsia="Arial" w:hAnsi="Arial" w:cs="Arial"/>
+          <w:color w:val="000000"/>
+          <w:sz w:val="18"/>
+          <w:highlight w:val="lightGray"/>
+        </w:rPr>
+        <w:t xml:space="preserve">: Persons Table -&gt; ID Column: 1, Name_En Column: Motasem Essam] -&gt; </w:t>
+      </w:r>
+      <w:r>
+        <w:rPr>
+          <w:rFonts w:ascii="Arial" w:eastAsia="Arial" w:hAnsi="Arial" w:cs="Arial"/>
+          <w:b/>
+          <w:color w:val="000000"/>
+          <w:sz w:val="18"/>
+          <w:highlight w:val="lightGray"/>
+        </w:rPr>
+        <w:t>From:</w:t>
+      </w:r>
+      <w:r>
+        <w:rPr>
+          <w:rFonts w:ascii="Arial" w:eastAsia="Arial" w:hAnsi="Arial" w:cs="Arial"/>
+          <w:color w:val="000000"/>
+          <w:sz w:val="18"/>
+          <w:highlight w:val="lightGray"/>
+        </w:rPr>
+        <w:t xml:space="preserve"> [Chatgpt (GPT</w:t>
+      </w:r>
+      <w:r>
+        <w:rPr>
+          <w:rFonts w:ascii="Arial" w:eastAsia="Arial" w:hAnsi="Arial" w:cs="Cambria Math"/>
+          <w:color w:val="000000"/>
+          <w:sz w:val="18"/>
+          <w:highlight w:val="lightGray"/>
         </w:rPr>
         <w:t>‑</w:t>
       </w:r>
       <w:r>
         <w:rPr>
-          <w:b/>
-          <w:sz w:val="14"/>
-          <w:szCs w:val="14"/>
-          <w:shd w:val="clear" w:color="auto" w:fill="B7B7B7"/>
-        </w:rPr>
-        <w:t>5 Mini) at [8/23/2025]</w:t>
+          <w:rFonts w:ascii="Arial" w:eastAsia="Arial" w:hAnsi="Arial" w:cs="Arial"/>
+          <w:color w:val="000000"/>
+          <w:sz w:val="18"/>
+          <w:highlight w:val="lightGray"/>
+        </w:rPr>
+        <w:t xml:space="preserve">5 Mini)] </w:t>
+      </w:r>
+      <w:r>
+        <w:rPr>
+          <w:rFonts w:ascii="Arial" w:eastAsia="Arial" w:hAnsi="Arial" w:cs="Arial"/>
+          <w:b/>
+          <w:color w:val="000000"/>
+          <w:sz w:val="18"/>
+          <w:highlight w:val="lightGray"/>
+        </w:rPr>
+        <w:t>on</w:t>
+      </w:r>
+      <w:r>
+        <w:rPr>
+          <w:rFonts w:ascii="Arial" w:eastAsia="Arial" w:hAnsi="Arial"/>
+          <w:sz w:val="18"/>
+          <w:highlight w:val="lightGray"/>
+        </w:rPr>
+        <w:t xml:space="preserve"> [8/23/2025]</w:t>
       </w:r>
     </w:p>
     <w:p>
@@ -411,7 +463,7 @@
           <w:ilvl w:val="0"/>
           <w:numId w:val="1"/>
         </w:numPr>
-        <w:spacing w:before="240"/>
+        <w:spacing w:before="240" w:after="0" w:line="276" w:lineRule="auto"/>
       </w:pPr>
       <w:r>
         <w:rPr>
@@ -439,6 +491,7 @@
           <w:ilvl w:val="0"/>
           <w:numId w:val="1"/>
         </w:numPr>
+        <w:spacing w:after="0" w:line="276" w:lineRule="auto"/>
       </w:pPr>
       <w:r>
         <w:rPr>
@@ -466,6 +519,7 @@
           <w:ilvl w:val="0"/>
           <w:numId w:val="1"/>
         </w:numPr>
+        <w:spacing w:after="0" w:line="276" w:lineRule="auto"/>
       </w:pPr>
       <w:r>
         <w:rPr>
@@ -493,13 +547,13 @@
           <w:ilvl w:val="0"/>
           <w:numId w:val="1"/>
         </w:numPr>
-      </w:pPr>
-      <w:r>
-        <w:rPr>
-          <w:rFonts w:ascii="Roboto Mono" w:eastAsia="Roboto Mono" w:hAnsi="Roboto Mono" w:cs="Roboto Mono"/>
-          <w:b/>
-        </w:rPr>
-        <w:lastRenderedPageBreak/>
+        <w:spacing w:after="0" w:line="276" w:lineRule="auto"/>
+      </w:pPr>
+      <w:r>
+        <w:rPr>
+          <w:rFonts w:ascii="Roboto Mono" w:eastAsia="Roboto Mono" w:hAnsi="Roboto Mono" w:cs="Roboto Mono"/>
+          <w:b/>
+        </w:rPr>
         <w:t>Privilege Escalation</w:t>
       </w:r>
       <w:r>
@@ -521,7 +575,7 @@
           <w:ilvl w:val="0"/>
           <w:numId w:val="1"/>
         </w:numPr>
-        <w:spacing w:after="240"/>
+        <w:spacing w:after="240" w:line="276" w:lineRule="auto"/>
       </w:pPr>
       <w:r>
         <w:rPr>
@@ -545,7 +599,7 @@
     </w:p>
     <w:p>
       <w:r>
-        <w:pict w14:anchorId="61681EC9">
+        <w:pict w14:anchorId="4A8F044A">
           <v:rect id="_x0000_i1027" style="width:0;height:1.5pt" o:hralign="center" o:hrstd="t" o:hr="t" fillcolor="#a0a0a0" stroked="f"/>
         </w:pict>
       </w:r>
@@ -576,60 +630,77 @@
       </w:pPr>
       <w:r>
         <w:rPr>
-          <w:b/>
-          <w:shd w:val="clear" w:color="auto" w:fill="B7B7B7"/>
-        </w:rPr>
-        <w:t># Source</w:t>
-      </w:r>
-      <w:r>
-        <w:rPr>
-          <w:shd w:val="clear" w:color="auto" w:fill="B7B7B7"/>
-        </w:rPr>
-        <w:t xml:space="preserve">: </w:t>
-      </w:r>
-      <w:proofErr w:type="spellStart"/>
-      <w:r>
-        <w:rPr>
-          <w:b/>
-          <w:shd w:val="clear" w:color="auto" w:fill="B7B7B7"/>
-        </w:rPr>
-        <w:t>Chatgpt</w:t>
-      </w:r>
-      <w:proofErr w:type="spellEnd"/>
-      <w:r>
-        <w:rPr>
-          <w:b/>
-          <w:shd w:val="clear" w:color="auto" w:fill="B7B7B7"/>
-        </w:rPr>
-        <w:t xml:space="preserve"> </w:t>
-      </w:r>
-      <w:r>
-        <w:rPr>
-          <w:b/>
-          <w:sz w:val="14"/>
-          <w:szCs w:val="14"/>
-          <w:shd w:val="clear" w:color="auto" w:fill="B7B7B7"/>
-        </w:rPr>
-        <w:t>(GPT</w:t>
-      </w:r>
-      <w:r>
-        <w:rPr>
-          <w:rFonts w:ascii="Cambria Math" w:hAnsi="Cambria Math" w:cs="Cambria Math"/>
-          <w:b/>
-          <w:sz w:val="14"/>
-          <w:szCs w:val="14"/>
-          <w:shd w:val="clear" w:color="auto" w:fill="B7B7B7"/>
+          <w:rFonts w:ascii="Arial" w:eastAsia="Arial" w:hAnsi="Arial" w:cs="Arial"/>
+          <w:b/>
+          <w:color w:val="000000"/>
+          <w:sz w:val="18"/>
+          <w:highlight w:val="lightGray"/>
+        </w:rPr>
+        <w:t># Source: AI Source: Provided by: [Data Path</w:t>
+      </w:r>
+      <w:r>
+        <w:rPr>
+          <w:rFonts w:ascii="Arial" w:eastAsia="Arial" w:hAnsi="Arial" w:cs="Arial"/>
+          <w:color w:val="000000"/>
+          <w:sz w:val="18"/>
+          <w:highlight w:val="lightGray"/>
+        </w:rPr>
+        <w:t xml:space="preserve">: Persons Table -&gt; ID Column: 1, Name_En Column: Motasem Essam] -&gt; </w:t>
+      </w:r>
+      <w:r>
+        <w:rPr>
+          <w:rFonts w:ascii="Arial" w:eastAsia="Arial" w:hAnsi="Arial" w:cs="Arial"/>
+          <w:b/>
+          <w:color w:val="000000"/>
+          <w:sz w:val="18"/>
+          <w:highlight w:val="lightGray"/>
+        </w:rPr>
+        <w:t>From:</w:t>
+      </w:r>
+      <w:r>
+        <w:rPr>
+          <w:rFonts w:ascii="Arial" w:eastAsia="Arial" w:hAnsi="Arial" w:cs="Arial"/>
+          <w:color w:val="000000"/>
+          <w:sz w:val="18"/>
+          <w:highlight w:val="lightGray"/>
+        </w:rPr>
+        <w:t xml:space="preserve"> [Chatgpt (GPT</w:t>
+      </w:r>
+      <w:r>
+        <w:rPr>
+          <w:rFonts w:ascii="Arial" w:eastAsia="Arial" w:hAnsi="Arial" w:cs="Cambria Math"/>
+          <w:color w:val="000000"/>
+          <w:sz w:val="18"/>
+          <w:highlight w:val="lightGray"/>
         </w:rPr>
         <w:t>‑</w:t>
       </w:r>
       <w:r>
         <w:rPr>
-          <w:b/>
-          <w:sz w:val="14"/>
-          <w:szCs w:val="14"/>
-          <w:shd w:val="clear" w:color="auto" w:fill="B7B7B7"/>
-        </w:rPr>
-        <w:t>5 Mini) at [8/23/2025]</w:t>
+          <w:rFonts w:ascii="Arial" w:eastAsia="Arial" w:hAnsi="Arial" w:cs="Arial"/>
+          <w:color w:val="000000"/>
+          <w:sz w:val="18"/>
+          <w:highlight w:val="lightGray"/>
+        </w:rPr>
+        <w:t xml:space="preserve">5 Mini)] </w:t>
+      </w:r>
+      <w:r>
+        <w:rPr>
+          <w:rFonts w:ascii="Arial" w:eastAsia="Arial" w:hAnsi="Arial" w:cs="Arial"/>
+          <w:b/>
+          <w:color w:val="000000"/>
+          <w:sz w:val="18"/>
+          <w:highlight w:val="lightGray"/>
+        </w:rPr>
+        <w:t>on</w:t>
+      </w:r>
+      <w:r>
+        <w:rPr>
+          <w:rFonts w:ascii="Arial" w:eastAsia="Arial" w:hAnsi="Arial"/>
+          <w:sz w:val="18"/>
+          <w:highlight w:val="lightGray"/>
+        </w:rPr>
+        <w:t xml:space="preserve"> [8/23/2025]</w:t>
       </w:r>
     </w:p>
     <w:p>
@@ -638,7 +709,7 @@
           <w:ilvl w:val="0"/>
           <w:numId w:val="3"/>
         </w:numPr>
-        <w:spacing w:before="240"/>
+        <w:spacing w:before="240" w:after="0" w:line="276" w:lineRule="auto"/>
       </w:pPr>
       <w:r>
         <w:rPr>
@@ -672,6 +743,7 @@
           <w:ilvl w:val="0"/>
           <w:numId w:val="3"/>
         </w:numPr>
+        <w:spacing w:after="0" w:line="276" w:lineRule="auto"/>
       </w:pPr>
       <w:r>
         <w:rPr>
@@ -705,7 +777,7 @@
           <w:ilvl w:val="0"/>
           <w:numId w:val="3"/>
         </w:numPr>
-        <w:spacing w:after="240"/>
+        <w:spacing w:after="240" w:line="276" w:lineRule="auto"/>
       </w:pPr>
       <w:r>
         <w:rPr>
@@ -735,7 +807,7 @@
     </w:p>
     <w:p>
       <w:r>
-        <w:pict w14:anchorId="7271FE40">
+        <w:pict w14:anchorId="6BA461CC">
           <v:rect id="_x0000_i1028" style="width:0;height:1.5pt" o:hralign="center" o:hrstd="t" o:hr="t" fillcolor="#a0a0a0" stroked="f"/>
         </w:pict>
       </w:r>
@@ -766,60 +838,77 @@
       </w:pPr>
       <w:r>
         <w:rPr>
-          <w:b/>
-          <w:shd w:val="clear" w:color="auto" w:fill="B7B7B7"/>
-        </w:rPr>
-        <w:t># Source</w:t>
-      </w:r>
-      <w:r>
-        <w:rPr>
-          <w:shd w:val="clear" w:color="auto" w:fill="B7B7B7"/>
-        </w:rPr>
-        <w:t xml:space="preserve">: </w:t>
-      </w:r>
-      <w:proofErr w:type="spellStart"/>
-      <w:r>
-        <w:rPr>
-          <w:b/>
-          <w:shd w:val="clear" w:color="auto" w:fill="B7B7B7"/>
-        </w:rPr>
-        <w:t>Chatgpt</w:t>
-      </w:r>
-      <w:proofErr w:type="spellEnd"/>
-      <w:r>
-        <w:rPr>
-          <w:b/>
-          <w:shd w:val="clear" w:color="auto" w:fill="B7B7B7"/>
-        </w:rPr>
-        <w:t xml:space="preserve"> </w:t>
-      </w:r>
-      <w:r>
-        <w:rPr>
-          <w:b/>
-          <w:sz w:val="14"/>
-          <w:szCs w:val="14"/>
-          <w:shd w:val="clear" w:color="auto" w:fill="B7B7B7"/>
-        </w:rPr>
-        <w:t>(GPT</w:t>
-      </w:r>
-      <w:r>
-        <w:rPr>
-          <w:rFonts w:ascii="Cambria Math" w:hAnsi="Cambria Math" w:cs="Cambria Math"/>
-          <w:b/>
-          <w:sz w:val="14"/>
-          <w:szCs w:val="14"/>
-          <w:shd w:val="clear" w:color="auto" w:fill="B7B7B7"/>
+          <w:rFonts w:ascii="Arial" w:eastAsia="Arial" w:hAnsi="Arial" w:cs="Arial"/>
+          <w:b/>
+          <w:color w:val="000000"/>
+          <w:sz w:val="18"/>
+          <w:highlight w:val="lightGray"/>
+        </w:rPr>
+        <w:t># Source: AI Source: Provided by: [Data Path</w:t>
+      </w:r>
+      <w:r>
+        <w:rPr>
+          <w:rFonts w:ascii="Arial" w:eastAsia="Arial" w:hAnsi="Arial" w:cs="Arial"/>
+          <w:color w:val="000000"/>
+          <w:sz w:val="18"/>
+          <w:highlight w:val="lightGray"/>
+        </w:rPr>
+        <w:t xml:space="preserve">: Persons Table -&gt; ID Column: 1, Name_En Column: Motasem Essam] -&gt; </w:t>
+      </w:r>
+      <w:r>
+        <w:rPr>
+          <w:rFonts w:ascii="Arial" w:eastAsia="Arial" w:hAnsi="Arial" w:cs="Arial"/>
+          <w:b/>
+          <w:color w:val="000000"/>
+          <w:sz w:val="18"/>
+          <w:highlight w:val="lightGray"/>
+        </w:rPr>
+        <w:t>From:</w:t>
+      </w:r>
+      <w:r>
+        <w:rPr>
+          <w:rFonts w:ascii="Arial" w:eastAsia="Arial" w:hAnsi="Arial" w:cs="Arial"/>
+          <w:color w:val="000000"/>
+          <w:sz w:val="18"/>
+          <w:highlight w:val="lightGray"/>
+        </w:rPr>
+        <w:t xml:space="preserve"> [Chatgpt (GPT</w:t>
+      </w:r>
+      <w:r>
+        <w:rPr>
+          <w:rFonts w:ascii="Arial" w:eastAsia="Arial" w:hAnsi="Arial" w:cs="Cambria Math"/>
+          <w:color w:val="000000"/>
+          <w:sz w:val="18"/>
+          <w:highlight w:val="lightGray"/>
         </w:rPr>
         <w:t>‑</w:t>
       </w:r>
       <w:r>
         <w:rPr>
-          <w:b/>
-          <w:sz w:val="14"/>
-          <w:szCs w:val="14"/>
-          <w:shd w:val="clear" w:color="auto" w:fill="B7B7B7"/>
-        </w:rPr>
-        <w:t>5 Mini) at [8/23/2025]</w:t>
+          <w:rFonts w:ascii="Arial" w:eastAsia="Arial" w:hAnsi="Arial" w:cs="Arial"/>
+          <w:color w:val="000000"/>
+          <w:sz w:val="18"/>
+          <w:highlight w:val="lightGray"/>
+        </w:rPr>
+        <w:t xml:space="preserve">5 Mini)] </w:t>
+      </w:r>
+      <w:r>
+        <w:rPr>
+          <w:rFonts w:ascii="Arial" w:eastAsia="Arial" w:hAnsi="Arial" w:cs="Arial"/>
+          <w:b/>
+          <w:color w:val="000000"/>
+          <w:sz w:val="18"/>
+          <w:highlight w:val="lightGray"/>
+        </w:rPr>
+        <w:t>on</w:t>
+      </w:r>
+      <w:r>
+        <w:rPr>
+          <w:rFonts w:ascii="Arial" w:eastAsia="Arial" w:hAnsi="Arial"/>
+          <w:sz w:val="18"/>
+          <w:highlight w:val="lightGray"/>
+        </w:rPr>
+        <w:t xml:space="preserve"> [8/23/2025]</w:t>
       </w:r>
     </w:p>
     <w:p>
@@ -828,7 +917,7 @@
           <w:ilvl w:val="0"/>
           <w:numId w:val="2"/>
         </w:numPr>
-        <w:spacing w:before="240"/>
+        <w:spacing w:before="240" w:after="0" w:line="276" w:lineRule="auto"/>
       </w:pPr>
       <w:r>
         <w:rPr>
@@ -862,6 +951,7 @@
           <w:ilvl w:val="0"/>
           <w:numId w:val="2"/>
         </w:numPr>
+        <w:spacing w:after="0" w:line="276" w:lineRule="auto"/>
       </w:pPr>
       <w:r>
         <w:rPr>
@@ -895,7 +985,7 @@
           <w:ilvl w:val="0"/>
           <w:numId w:val="2"/>
         </w:numPr>
-        <w:spacing w:after="240"/>
+        <w:spacing w:after="240" w:line="276" w:lineRule="auto"/>
       </w:pPr>
       <w:r>
         <w:rPr>
@@ -925,18 +1015,19 @@
     </w:p>
     <w:p>
       <w:r>
-        <w:pict w14:anchorId="1A33D969">
+        <w:pict w14:anchorId="1C48C3ED">
           <v:rect id="_x0000_i1029" style="width:0;height:1.5pt" o:hralign="center" o:hrstd="t" o:hr="t" fillcolor="#a0a0a0" stroked="f"/>
         </w:pict>
       </w:r>
     </w:p>
+    <w:p/>
     <w:p/>
     <w:p/>
     <w:sectPr>
       <w:pgSz w:w="12240" w:h="15840"/>
       <w:pgMar w:top="1440" w:right="1440" w:bottom="1440" w:left="1440" w:header="720" w:footer="720" w:gutter="0"/>
-      <w:pgNumType w:start="1"/>
       <w:cols w:space="720"/>
+      <w:docGrid w:linePitch="360"/>
     </w:sectPr>
   </w:body>
 </w:document>
@@ -1811,18 +1902,6 @@
   <w:style w:type="paragraph" w:default="1" w:styleId="Normal">
     <w:name w:val="Normal"/>
     <w:qFormat/>
-    <w:rsid w:val="00DB1B3E"/>
-    <w:pPr>
-      <w:spacing w:after="0" w:line="276" w:lineRule="auto"/>
-    </w:pPr>
-    <w:rPr>
-      <w:rFonts w:ascii="Arial" w:eastAsia="Arial" w:hAnsi="Arial" w:cs="Arial"/>
-      <w:kern w:val="0"/>
-      <w:sz w:val="22"/>
-      <w:szCs w:val="22"/>
-      <w:lang w:val="en"/>
-      <w14:ligatures w14:val="none"/>
-    </w:rPr>
   </w:style>
   <w:style w:type="paragraph" w:styleId="Heading1">
     <w:name w:val="heading 1"/>
@@ -1831,7 +1910,7 @@
     <w:link w:val="Heading1Char"/>
     <w:uiPriority w:val="9"/>
     <w:qFormat/>
-    <w:rsid w:val="009C4360"/>
+    <w:rsid w:val="009F32B1"/>
     <w:pPr>
       <w:keepNext/>
       <w:keepLines/>
@@ -1853,7 +1932,7 @@
     <w:uiPriority w:val="9"/>
     <w:unhideWhenUsed/>
     <w:qFormat/>
-    <w:rsid w:val="009C4360"/>
+    <w:rsid w:val="009F32B1"/>
     <w:pPr>
       <w:keepNext/>
       <w:keepLines/>
@@ -1876,7 +1955,7 @@
     <w:semiHidden/>
     <w:unhideWhenUsed/>
     <w:qFormat/>
-    <w:rsid w:val="009C4360"/>
+    <w:rsid w:val="009F32B1"/>
     <w:pPr>
       <w:keepNext/>
       <w:keepLines/>
@@ -1899,7 +1978,7 @@
     <w:semiHidden/>
     <w:unhideWhenUsed/>
     <w:qFormat/>
-    <w:rsid w:val="009C4360"/>
+    <w:rsid w:val="009F32B1"/>
     <w:pPr>
       <w:keepNext/>
       <w:keepLines/>
@@ -1922,7 +2001,7 @@
     <w:semiHidden/>
     <w:unhideWhenUsed/>
     <w:qFormat/>
-    <w:rsid w:val="009C4360"/>
+    <w:rsid w:val="009F32B1"/>
     <w:pPr>
       <w:keepNext/>
       <w:keepLines/>
@@ -1943,11 +2022,11 @@
     <w:semiHidden/>
     <w:unhideWhenUsed/>
     <w:qFormat/>
-    <w:rsid w:val="009C4360"/>
+    <w:rsid w:val="009F32B1"/>
     <w:pPr>
       <w:keepNext/>
       <w:keepLines/>
-      <w:spacing w:before="40"/>
+      <w:spacing w:before="40" w:after="0"/>
       <w:outlineLvl w:val="5"/>
     </w:pPr>
     <w:rPr>
@@ -1966,11 +2045,11 @@
     <w:semiHidden/>
     <w:unhideWhenUsed/>
     <w:qFormat/>
-    <w:rsid w:val="009C4360"/>
+    <w:rsid w:val="009F32B1"/>
     <w:pPr>
       <w:keepNext/>
       <w:keepLines/>
-      <w:spacing w:before="40"/>
+      <w:spacing w:before="40" w:after="0"/>
       <w:outlineLvl w:val="6"/>
     </w:pPr>
     <w:rPr>
@@ -1987,10 +2066,11 @@
     <w:semiHidden/>
     <w:unhideWhenUsed/>
     <w:qFormat/>
-    <w:rsid w:val="009C4360"/>
+    <w:rsid w:val="009F32B1"/>
     <w:pPr>
       <w:keepNext/>
       <w:keepLines/>
+      <w:spacing w:after="0"/>
       <w:outlineLvl w:val="7"/>
     </w:pPr>
     <w:rPr>
@@ -2009,10 +2089,11 @@
     <w:semiHidden/>
     <w:unhideWhenUsed/>
     <w:qFormat/>
-    <w:rsid w:val="009C4360"/>
+    <w:rsid w:val="009F32B1"/>
     <w:pPr>
       <w:keepNext/>
       <w:keepLines/>
+      <w:spacing w:after="0"/>
       <w:outlineLvl w:val="8"/>
     </w:pPr>
     <w:rPr>
@@ -2052,7 +2133,7 @@
     <w:basedOn w:val="DefaultParagraphFont"/>
     <w:link w:val="Heading1"/>
     <w:uiPriority w:val="9"/>
-    <w:rsid w:val="009C4360"/>
+    <w:rsid w:val="009F32B1"/>
     <w:rPr>
       <w:rFonts w:asciiTheme="majorHAnsi" w:eastAsiaTheme="majorEastAsia" w:hAnsiTheme="majorHAnsi" w:cstheme="majorBidi"/>
       <w:color w:val="2F5496" w:themeColor="accent1" w:themeShade="BF"/>
@@ -2065,7 +2146,7 @@
     <w:basedOn w:val="DefaultParagraphFont"/>
     <w:link w:val="Heading2"/>
     <w:uiPriority w:val="9"/>
-    <w:rsid w:val="009C4360"/>
+    <w:rsid w:val="009F32B1"/>
     <w:rPr>
       <w:rFonts w:asciiTheme="majorHAnsi" w:eastAsiaTheme="majorEastAsia" w:hAnsiTheme="majorHAnsi" w:cstheme="majorBidi"/>
       <w:color w:val="2F5496" w:themeColor="accent1" w:themeShade="BF"/>
@@ -2079,7 +2160,7 @@
     <w:link w:val="Heading3"/>
     <w:uiPriority w:val="9"/>
     <w:semiHidden/>
-    <w:rsid w:val="009C4360"/>
+    <w:rsid w:val="009F32B1"/>
     <w:rPr>
       <w:rFonts w:eastAsiaTheme="majorEastAsia" w:cstheme="majorBidi"/>
       <w:color w:val="2F5496" w:themeColor="accent1" w:themeShade="BF"/>
@@ -2093,7 +2174,7 @@
     <w:link w:val="Heading4"/>
     <w:uiPriority w:val="9"/>
     <w:semiHidden/>
-    <w:rsid w:val="009C4360"/>
+    <w:rsid w:val="009F32B1"/>
     <w:rPr>
       <w:rFonts w:eastAsiaTheme="majorEastAsia" w:cstheme="majorBidi"/>
       <w:i/>
@@ -2107,7 +2188,7 @@
     <w:link w:val="Heading5"/>
     <w:uiPriority w:val="9"/>
     <w:semiHidden/>
-    <w:rsid w:val="009C4360"/>
+    <w:rsid w:val="009F32B1"/>
     <w:rPr>
       <w:rFonts w:eastAsiaTheme="majorEastAsia" w:cstheme="majorBidi"/>
       <w:color w:val="2F5496" w:themeColor="accent1" w:themeShade="BF"/>
@@ -2119,7 +2200,7 @@
     <w:link w:val="Heading6"/>
     <w:uiPriority w:val="9"/>
     <w:semiHidden/>
-    <w:rsid w:val="009C4360"/>
+    <w:rsid w:val="009F32B1"/>
     <w:rPr>
       <w:rFonts w:eastAsiaTheme="majorEastAsia" w:cstheme="majorBidi"/>
       <w:i/>
@@ -2133,7 +2214,7 @@
     <w:link w:val="Heading7"/>
     <w:uiPriority w:val="9"/>
     <w:semiHidden/>
-    <w:rsid w:val="009C4360"/>
+    <w:rsid w:val="009F32B1"/>
     <w:rPr>
       <w:rFonts w:eastAsiaTheme="majorEastAsia" w:cstheme="majorBidi"/>
       <w:color w:val="595959" w:themeColor="text1" w:themeTint="A6"/>
@@ -2145,7 +2226,7 @@
     <w:link w:val="Heading8"/>
     <w:uiPriority w:val="9"/>
     <w:semiHidden/>
-    <w:rsid w:val="009C4360"/>
+    <w:rsid w:val="009F32B1"/>
     <w:rPr>
       <w:rFonts w:eastAsiaTheme="majorEastAsia" w:cstheme="majorBidi"/>
       <w:i/>
@@ -2159,7 +2240,7 @@
     <w:link w:val="Heading9"/>
     <w:uiPriority w:val="9"/>
     <w:semiHidden/>
-    <w:rsid w:val="009C4360"/>
+    <w:rsid w:val="009F32B1"/>
     <w:rPr>
       <w:rFonts w:eastAsiaTheme="majorEastAsia" w:cstheme="majorBidi"/>
       <w:color w:val="272727" w:themeColor="text1" w:themeTint="D8"/>
@@ -2172,7 +2253,7 @@
     <w:link w:val="TitleChar"/>
     <w:uiPriority w:val="10"/>
     <w:qFormat/>
-    <w:rsid w:val="009C4360"/>
+    <w:rsid w:val="009F32B1"/>
     <w:pPr>
       <w:spacing w:after="80" w:line="240" w:lineRule="auto"/>
       <w:contextualSpacing/>
@@ -2190,7 +2271,7 @@
     <w:basedOn w:val="DefaultParagraphFont"/>
     <w:link w:val="Title"/>
     <w:uiPriority w:val="10"/>
-    <w:rsid w:val="009C4360"/>
+    <w:rsid w:val="009F32B1"/>
     <w:rPr>
       <w:rFonts w:asciiTheme="majorHAnsi" w:eastAsiaTheme="majorEastAsia" w:hAnsiTheme="majorHAnsi" w:cstheme="majorBidi"/>
       <w:spacing w:val="-10"/>
@@ -2206,7 +2287,7 @@
     <w:link w:val="SubtitleChar"/>
     <w:uiPriority w:val="11"/>
     <w:qFormat/>
-    <w:rsid w:val="009C4360"/>
+    <w:rsid w:val="009F32B1"/>
     <w:pPr>
       <w:numPr>
         <w:ilvl w:val="1"/>
@@ -2225,7 +2306,7 @@
     <w:basedOn w:val="DefaultParagraphFont"/>
     <w:link w:val="Subtitle"/>
     <w:uiPriority w:val="11"/>
-    <w:rsid w:val="009C4360"/>
+    <w:rsid w:val="009F32B1"/>
     <w:rPr>
       <w:rFonts w:eastAsiaTheme="majorEastAsia" w:cstheme="majorBidi"/>
       <w:color w:val="595959" w:themeColor="text1" w:themeTint="A6"/>
@@ -2241,7 +2322,7 @@
     <w:link w:val="QuoteChar"/>
     <w:uiPriority w:val="29"/>
     <w:qFormat/>
-    <w:rsid w:val="009C4360"/>
+    <w:rsid w:val="009F32B1"/>
     <w:pPr>
       <w:spacing w:before="160"/>
       <w:jc w:val="center"/>
@@ -2257,7 +2338,7 @@
     <w:basedOn w:val="DefaultParagraphFont"/>
     <w:link w:val="Quote"/>
     <w:uiPriority w:val="29"/>
-    <w:rsid w:val="009C4360"/>
+    <w:rsid w:val="009F32B1"/>
     <w:rPr>
       <w:i/>
       <w:iCs/>
@@ -2269,7 +2350,7 @@
     <w:basedOn w:val="Normal"/>
     <w:uiPriority w:val="34"/>
     <w:qFormat/>
-    <w:rsid w:val="009C4360"/>
+    <w:rsid w:val="009F32B1"/>
     <w:pPr>
       <w:ind w:left="720"/>
       <w:contextualSpacing/>
@@ -2280,7 +2361,7 @@
     <w:basedOn w:val="DefaultParagraphFont"/>
     <w:uiPriority w:val="21"/>
     <w:qFormat/>
-    <w:rsid w:val="009C4360"/>
+    <w:rsid w:val="009F32B1"/>
     <w:rPr>
       <w:i/>
       <w:iCs/>
@@ -2294,7 +2375,7 @@
     <w:link w:val="IntenseQuoteChar"/>
     <w:uiPriority w:val="30"/>
     <w:qFormat/>
-    <w:rsid w:val="009C4360"/>
+    <w:rsid w:val="009F32B1"/>
     <w:pPr>
       <w:pBdr>
         <w:top w:val="single" w:sz="4" w:space="10" w:color="2F5496" w:themeColor="accent1" w:themeShade="BF"/>
@@ -2315,7 +2396,7 @@
     <w:basedOn w:val="DefaultParagraphFont"/>
     <w:link w:val="IntenseQuote"/>
     <w:uiPriority w:val="30"/>
-    <w:rsid w:val="009C4360"/>
+    <w:rsid w:val="009F32B1"/>
     <w:rPr>
       <w:i/>
       <w:iCs/>
@@ -2327,7 +2408,7 @@
     <w:basedOn w:val="DefaultParagraphFont"/>
     <w:uiPriority w:val="32"/>
     <w:qFormat/>
-    <w:rsid w:val="009C4360"/>
+    <w:rsid w:val="009F32B1"/>
     <w:rPr>
       <w:b/>
       <w:bCs/>
